--- a/Øvelser/Geografi/groenlandspumpen-model/groenlandspumpen-model.docx
+++ b/Øvelser/Geografi/groenlandspumpen-model/groenlandspumpen-model.docx
@@ -66,7 +66,23 @@
         <w:pStyle w:val="FirstParagraph"/>
       </w:pPr>
       <w:r>
-        <w:t xml:space="preserve">Danmark ligger nordligere end det meste af Labrador og er alligevel langt varmere om vinteren. Forklaringen er en havstrøm-cirkulation i Nordatlanten, som i daglig tale kaldes</w:t>
+        <w:t xml:space="preserve">Danmark ligger nordligere end det meste af Labrador, Canada og er alligevel langt varmere om vinteren. Forklaringen er havstrømmen</w:t>
+      </w:r>
+      <w:r>
+        <w:t xml:space="preserve"> </w:t>
+      </w:r>
+      <w:r>
+        <w:rPr>
+          <w:b/>
+          <w:bCs/>
+        </w:rPr>
+        <w:t xml:space="preserve">Golfstrømmen</w:t>
+      </w:r>
+      <w:r>
+        <w:t xml:space="preserve"> </w:t>
+      </w:r>
+      <w:r>
+        <w:t xml:space="preserve">og dens forlængelse mod nordøst, som fører varmt overfladevand nordpå mod Nordvesteuropa. Strømmen skyldes for det meste vinden og Jordens rotation, men den bliver forstærket af</w:t>
       </w:r>
       <w:r>
         <w:t xml:space="preserve"> </w:t>
@@ -79,7 +95,7 @@
         <w:t xml:space="preserve">Grønlandspumpen</w:t>
       </w:r>
       <w:r>
-        <w:t xml:space="preserve">: varmt overfladevand føres nordpå, afgiver sin varme til luften over Nordvesteuropa, bliver tungt og synker til bunds ud for Grønland.</w:t>
+        <w:t xml:space="preserve">: ude for Grønland har vandet afgivet sin varme til luften, så det er blevet koldt og tungt og synker til bunds — og det trækker nyt, varmt overfladevand nordpå i stedet.</w:t>
       </w:r>
     </w:p>
     <w:p>
@@ -261,20 +277,12 @@
         <w:pStyle w:val="BodyText"/>
       </w:pPr>
       <w:r>
-        <w:t xml:space="preserve">I dette forsøg bruger I kun temperaturforskellen — is i den ene ende, varmt vand i den anden. Vil I selv undersøge, hvad saltholdigheden gør ved densiteten, findes der en øvelse om netop det:</w:t>
-      </w:r>
-      <w:r>
-        <w:t xml:space="preserve"> </w:t>
-      </w:r>
-      <w:r>
-        <w:rPr>
-          <w:i/>
-          <w:iCs/>
-        </w:rPr>
-        <w:t xml:space="preserve">Vands temperatur, salinitet og densitet</w:t>
-      </w:r>
-      <w:r>
-        <w:t xml:space="preserve">.</w:t>
+        <w:t xml:space="preserve">I dette forsøg bruger I kun temperaturforskellen — is i den ene ende, varmt vand i den anden.</w:t>
+      </w:r>
+    </w:p>
+    <w:p>
+      <w:r>
+        <w:br w:type="page"/>
       </w:r>
     </w:p>
     <w:p>

--- a/Øvelser/Geografi/groenlandspumpen-model/groenlandspumpen-model.docx
+++ b/Øvelser/Geografi/groenlandspumpen-model/groenlandspumpen-model.docx
@@ -16,40 +16,6 @@
       </w:pPr>
       <w:r>
         <w:t xml:space="preserve">Modelforsøg med hele cirkulationen i ét kar</w:t>
-      </w:r>
-    </w:p>
-    <w:p>
-      <w:pPr>
-        <w:pStyle w:val="FirstParagraph"/>
-      </w:pPr>
-      <w:r>
-        <w:rPr>
-          <w:b/>
-          <w:bCs/>
-        </w:rPr>
-        <w:t xml:space="preserve">Dato:</w:t>
-      </w:r>
-      <w:r>
-        <w:t xml:space="preserve"> </w:t>
-      </w:r>
-      <w:r>
-        <w:t xml:space="preserve">____________________     </w:t>
-      </w:r>
-      <w:r>
-        <w:t xml:space="preserve"> </w:t>
-      </w:r>
-      <w:r>
-        <w:rPr>
-          <w:b/>
-          <w:bCs/>
-        </w:rPr>
-        <w:t xml:space="preserve">Gruppe / navne:</w:t>
-      </w:r>
-      <w:r>
-        <w:t xml:space="preserve"> </w:t>
-      </w:r>
-      <w:r>
-        <w:t xml:space="preserve">____________________________________________</w:t>
       </w:r>
     </w:p>
     <w:bookmarkStart w:id="19" w:name="om-øvelsen"/>
@@ -522,7 +488,7 @@
             <w:r>
               <w:drawing>
                 <wp:inline>
-                  <wp:extent cx="6096000" cy="2667000"/>
+                  <wp:extent cx="6096000" cy="2247900"/>
                   <wp:effectExtent b="0" l="0" r="0" t="0"/>
                   <wp:docPr descr="" title="" id="37" name="Picture"/>
                   <a:graphic>
@@ -552,7 +518,7 @@
                         <pic:spPr bwMode="auto">
                           <a:xfrm>
                             <a:off x="0" y="0"/>
-                            <a:ext cx="6096000" cy="2667000"/>
+                            <a:ext cx="6096000" cy="2247900"/>
                           </a:xfrm>
                           <a:prstGeom prst="rect">
                             <a:avLst/>
@@ -642,14 +608,6 @@
       </w:hyperlink>
       <w:r>
         <w:t xml:space="preserve">, hvor I tror det blå vand løber hen, når is og varmekilde begge er sat i gang — og hvad der så må ske henne ved den varme ende.</w:t>
-      </w:r>
-    </w:p>
-    <w:p>
-      <w:pPr>
-        <w:pStyle w:val="BodyText"/>
-      </w:pPr>
-      <w:r>
-        <w:t xml:space="preserve">________________________________________________________________________________________________</w:t>
       </w:r>
     </w:p>
     <w:tbl>
@@ -888,7 +846,7 @@
               </w:numPr>
             </w:pPr>
             <w:r>
-              <w:t xml:space="preserve">Gennemsigtigt plexiglas-kar</w:t>
+              <w:t xml:space="preserve">Grønlandspumpen-kar (gennemsigtigt, ca. 30 cm langt)</w:t>
             </w:r>
           </w:p>
           <w:p>
@@ -912,7 +870,7 @@
               </w:numPr>
             </w:pPr>
             <w:r>
-              <w:t xml:space="preserve">Knust is</w:t>
+              <w:t xml:space="preserve">Is</w:t>
             </w:r>
           </w:p>
           <w:p>
@@ -948,42 +906,6 @@
               </w:numPr>
             </w:pPr>
             <w:r>
-              <w:t xml:space="preserve">Lunkent vand</w:t>
-            </w:r>
-          </w:p>
-          <w:p>
-            <w:pPr>
-              <w:pStyle w:val="Compact"/>
-              <w:numPr>
-                <w:ilvl w:val="0"/>
-                <w:numId w:val="1001"/>
-              </w:numPr>
-            </w:pPr>
-            <w:r>
-              <w:t xml:space="preserve">Sort karton til baggrund</w:t>
-            </w:r>
-          </w:p>
-          <w:p>
-            <w:pPr>
-              <w:pStyle w:val="Compact"/>
-              <w:numPr>
-                <w:ilvl w:val="0"/>
-                <w:numId w:val="1001"/>
-              </w:numPr>
-            </w:pPr>
-            <w:r>
-              <w:t xml:space="preserve">Stopur og tommestok/lineal</w:t>
-            </w:r>
-          </w:p>
-          <w:p>
-            <w:pPr>
-              <w:pStyle w:val="Compact"/>
-              <w:numPr>
-                <w:ilvl w:val="0"/>
-                <w:numId w:val="1001"/>
-              </w:numPr>
-            </w:pPr>
-            <w:r>
               <w:t xml:space="preserve">Mobil til billeder</w:t>
             </w:r>
           </w:p>
@@ -991,8 +913,13 @@
         </w:tc>
       </w:tr>
     </w:tbl>
+    <w:p>
+      <w:r>
+        <w:br w:type="page"/>
+      </w:r>
+    </w:p>
     <w:bookmarkEnd w:id="48"/>
-    <w:bookmarkStart w:id="53" w:name="fremgangsmåde"/>
+    <w:bookmarkStart w:id="49" w:name="fremgangsmåde"/>
     <w:p>
       <w:pPr>
         <w:pStyle w:val="Heading2"/>
@@ -1010,7 +937,23 @@
         </w:numPr>
       </w:pPr>
       <w:r>
-        <w:t xml:space="preserve">Fyld karret med lunkent vand, til vandet står lige over isholderpladens nederste kant.</w:t>
+        <w:t xml:space="preserve">Fyld karret med</w:t>
+      </w:r>
+      <w:r>
+        <w:t xml:space="preserve"> </w:t>
+      </w:r>
+      <w:r>
+        <w:rPr>
+          <w:b/>
+          <w:bCs/>
+        </w:rPr>
+        <w:t xml:space="preserve">lunkent</w:t>
+      </w:r>
+      <w:r>
+        <w:t xml:space="preserve"> </w:t>
+      </w:r>
+      <w:r>
+        <w:t xml:space="preserve">vand, til vandet står lige over isholderpladens nederste kant.</w:t>
       </w:r>
     </w:p>
     <w:p>
@@ -1116,55 +1059,20 @@
         </w:numPr>
       </w:pPr>
       <w:r>
-        <w:t xml:space="preserve">Stil sort karton bag karret, og lad være med at røre ved bordet i tre minutter. Start stopuret, når farven begynder at løbe.</w:t>
-      </w:r>
-    </w:p>
-    <w:p>
-      <w:pPr>
-        <w:pStyle w:val="Compact"/>
-        <w:numPr>
-          <w:ilvl w:val="0"/>
-          <w:numId w:val="1002"/>
-        </w:numPr>
-      </w:pPr>
-      <w:r>
         <w:t xml:space="preserve">Observér, hvad der sker med det blå, afkølede vand, både ved bunden og ved overfladen. Notér i</w:t>
       </w:r>
       <w:r>
         <w:t xml:space="preserve"> </w:t>
       </w:r>
-      <w:hyperlink w:anchor="tbl-1">
-        <w:r>
-          <w:rPr>
-            <w:rStyle w:val="Hyperlink"/>
-          </w:rPr>
-          <w:t xml:space="preserve">Tabel 1</w:t>
-        </w:r>
-      </w:hyperlink>
-      <w:r>
-        <w:t xml:space="preserve">.</w:t>
-      </w:r>
-    </w:p>
-    <w:p>
-      <w:pPr>
-        <w:pStyle w:val="Compact"/>
-        <w:numPr>
-          <w:ilvl w:val="0"/>
-          <w:numId w:val="1002"/>
-        </w:numPr>
-      </w:pPr>
       <w:r>
         <w:rPr>
           <w:b/>
           <w:bCs/>
         </w:rPr>
-        <w:t xml:space="preserve">Tag tid:</w:t>
-      </w:r>
-      <w:r>
-        <w:t xml:space="preserve"> </w:t>
-      </w:r>
-      <w:r>
-        <w:t xml:space="preserve">notér, hvor lang tid der går, fra farven begynder at løbe ud under pladen, til fronten når den modsatte ende af karret. Mål samtidig karrets indvendige længde med en lineal.</w:t>
+        <w:t xml:space="preserve">?@tbl-1</w:t>
+      </w:r>
+      <w:r>
+        <w:t xml:space="preserve">.</w:t>
       </w:r>
     </w:p>
     <w:p>
@@ -1196,369 +1104,18 @@
         <w:t xml:space="preserve">— brug en anden farve end gættet.</w:t>
       </w:r>
     </w:p>
-    <w:tbl>
-      <w:tblPr>
-        <w:tblStyle w:val="Table"/>
-        <w:tblW w:type="pct" w:w="5000"/>
-        <w:tblLayout w:type="fixed"/>
-        <w:tblLook w:firstRow="0" w:lastRow="0" w:firstColumn="0" w:lastColumn="0" w:noHBand="0" w:noVBand="0" w:val="0000"/>
-      </w:tblPr>
-      <w:tblGrid>
-        <w:gridCol w:w="7920"/>
-      </w:tblGrid>
-      <w:tr>
-        <w:tc>
-          <w:tcPr/>
-          <w:bookmarkStart w:id="52" w:name="fig-foto"/>
-          <w:p>
-            <w:pPr>
-              <w:pStyle w:val="Compact"/>
-              <w:jc w:val="center"/>
-            </w:pPr>
-            <w:r>
-              <w:drawing>
-                <wp:inline>
-                  <wp:extent cx="5364480" cy="3787997"/>
-                  <wp:effectExtent b="0" l="0" r="0" t="0"/>
-                  <wp:docPr descr="" title="" id="50" name="Picture"/>
-                  <a:graphic>
-                    <a:graphicData uri="http://schemas.openxmlformats.org/drawingml/2006/picture">
-                      <pic:pic>
-                        <pic:nvPicPr>
-                          <pic:cNvPr descr="figurer/opstilling-foto.jpg" id="51" name="Picture"/>
-                          <pic:cNvPicPr>
-                            <a:picLocks noChangeArrowheads="1" noChangeAspect="1"/>
-                          </pic:cNvPicPr>
-                        </pic:nvPicPr>
-                        <pic:blipFill>
-                          <a:blip r:embed="rId49"/>
-                          <a:stretch>
-                            <a:fillRect/>
-                          </a:stretch>
-                        </pic:blipFill>
-                        <pic:spPr bwMode="auto">
-                          <a:xfrm>
-                            <a:off x="0" y="0"/>
-                            <a:ext cx="5364480" cy="3787997"/>
-                          </a:xfrm>
-                          <a:prstGeom prst="rect">
-                            <a:avLst/>
-                          </a:prstGeom>
-                          <a:noFill/>
-                          <a:ln w="9525">
-                            <a:noFill/>
-                            <a:headEnd/>
-                            <a:tailEnd/>
-                          </a:ln>
-                        </pic:spPr>
-                      </pic:pic>
-                    </a:graphicData>
-                  </a:graphic>
-                </wp:inline>
-              </w:drawing>
-            </w:r>
-          </w:p>
-          <w:p>
-            <w:pPr>
-              <w:jc w:val="center"/>
-            </w:pPr>
-            <w:pPr>
-              <w:jc w:val="left"/>
-              <w:spacing w:before="200"/>
-              <w:pStyle w:val="ImageCaption"/>
-            </w:pPr>
-            <w:r>
-              <w:t xml:space="preserve">Figur 5: Sådan ser opstillingen ud i praksis. Her er varmekilden en akvarievarmer; i jeres opstilling er det en flaske med varmt vand.</w:t>
-            </w:r>
-          </w:p>
-          <w:bookmarkEnd w:id="52"/>
-        </w:tc>
-      </w:tr>
-    </w:tbl>
-    <w:p>
-      <w:pPr>
-        <w:pStyle w:val="BodyText"/>
-      </w:pPr>
-      <w:r>
-        <w:t xml:space="preserve">Karrets indvendige længde: ___________ cm</w:t>
-      </w:r>
-    </w:p>
-    <w:bookmarkEnd w:id="53"/>
-    <w:bookmarkStart w:id="55" w:name="registrering-af-målinger"/>
+    <w:bookmarkEnd w:id="49"/>
+    <w:bookmarkStart w:id="50" w:name="journalspørgsmål"/>
     <w:p>
       <w:pPr>
         <w:pStyle w:val="Heading2"/>
       </w:pPr>
       <w:r>
-        <w:t xml:space="preserve">Registrering af målinger</w:t>
-      </w:r>
-    </w:p>
-    <w:tbl>
-      <w:tblPr>
-        <w:tblStyle w:val="Table"/>
-        <w:tblW w:type="pct" w:w="5000"/>
-        <w:tblLayout w:type="fixed"/>
-        <w:tblLook w:firstRow="0" w:lastRow="0" w:firstColumn="0" w:lastColumn="0" w:noHBand="0" w:noVBand="0" w:val="0000"/>
-      </w:tblPr>
-      <w:tblGrid>
-        <w:gridCol w:w="7920"/>
-      </w:tblGrid>
-      <w:tr>
-        <w:tc>
-          <w:tcPr/>
-          <w:bookmarkStart w:id="54" w:name="tbl-1"/>
-          <w:p>
-            <w:pPr>
-              <w:jc w:val="center"/>
-            </w:pPr>
-            <w:pPr>
-              <w:jc w:val="left"/>
-              <w:spacing w:before="200"/>
-              <w:pStyle w:val="ImageCaption"/>
-            </w:pPr>
-            <w:r>
-              <w:t xml:space="preserve">Tabel 1: Iagttagelser fra forsøget. Tiden er den tid, bundstrømmen er om at nå den modsatte ende.</w:t>
-            </w:r>
-          </w:p>
-          <w:tbl>
-            <w:tblPr>
-              <w:tblStyle w:val="Table"/>
-              <w:tblW w:type="auto" w:w="0"/>
-              <w:tblLook w:firstRow="1" w:lastRow="0" w:firstColumn="0" w:lastColumn="0" w:noHBand="0" w:noVBand="0" w:val="0020"/>
-            </w:tblPr>
-            <w:tblGrid>
-              <w:gridCol w:w="2640"/>
-              <w:gridCol w:w="2640"/>
-              <w:gridCol w:w="2640"/>
-            </w:tblGrid>
-            <w:tr>
-              <w:trPr>
-                <w:cantSplit/>
-                <w:tblHeader w:val="on"/>
-              </w:trPr>
-              <w:tc>
-                <w:tcPr/>
-                <w:p>
-                  <w:pPr>
-                    <w:pStyle w:val="Compact"/>
-                    <w:keepNext/>
-                    <w:jc w:val="left"/>
-                    <w:jc w:val="center"/>
-                  </w:pPr>
-                  <w:r>
-                    <w:t xml:space="preserve">Det forventede vi</w:t>
-                  </w:r>
-                </w:p>
-              </w:tc>
-              <w:tc>
-                <w:tcPr/>
-                <w:p>
-                  <w:pPr>
-                    <w:pStyle w:val="Compact"/>
-                    <w:keepNext/>
-                    <w:jc w:val="left"/>
-                    <w:jc w:val="center"/>
-                  </w:pPr>
-                  <w:r>
-                    <w:t xml:space="preserve">Det så vi</w:t>
-                  </w:r>
-                </w:p>
-              </w:tc>
-              <w:tc>
-                <w:tcPr/>
-                <w:p>
-                  <w:pPr>
-                    <w:pStyle w:val="Compact"/>
-                    <w:keepNext/>
-                    <w:jc w:val="center"/>
-                    <w:jc w:val="center"/>
-                  </w:pPr>
-                  <w:r>
-                    <w:t xml:space="preserve">Tid (s)</w:t>
-                  </w:r>
-                </w:p>
-              </w:tc>
-            </w:tr>
-            <w:tr>
-              <w:trPr>
-                <w:cantSplit/>
-              </w:trPr>
-              <w:tc>
-                <w:tcPr/>
-                <w:p>
-                  <w:pPr>
-                    <w:pStyle w:val="Compact"/>
-                  </w:pPr>
-                </w:p>
-              </w:tc>
-              <w:tc>
-                <w:tcPr/>
-                <w:p>
-                  <w:pPr>
-                    <w:pStyle w:val="Compact"/>
-                  </w:pPr>
-                </w:p>
-              </w:tc>
-              <w:tc>
-                <w:tcPr/>
-                <w:p>
-                  <w:pPr>
-                    <w:pStyle w:val="Compact"/>
-                  </w:pPr>
-                </w:p>
-              </w:tc>
-            </w:tr>
-          </w:tbl>
-          <w:bookmarkEnd w:id="54"/>
-          <w:p/>
-        </w:tc>
-      </w:tr>
-    </w:tbl>
-    <w:bookmarkEnd w:id="55"/>
-    <w:bookmarkStart w:id="56" w:name="databehandling"/>
-    <w:p>
-      <w:pPr>
-        <w:pStyle w:val="Heading2"/>
-      </w:pPr>
-      <w:r>
-        <w:t xml:space="preserve">Databehandling</w:t>
-      </w:r>
-    </w:p>
-    <w:p>
-      <w:pPr>
-        <w:pStyle w:val="FirstParagraph"/>
-      </w:pPr>
-      <w:r>
-        <w:rPr>
-          <w:b/>
-          <w:bCs/>
-        </w:rPr>
-        <w:t xml:space="preserve">1. Bundstrømmens fart.</w:t>
-      </w:r>
-      <w:r>
-        <w:t xml:space="preserve"> </w:t>
-      </w:r>
-      <w:r>
-        <w:t xml:space="preserve">Beregn farten af det blå vand langs bunden:</w:t>
-      </w:r>
-    </w:p>
-    <w:p>
-      <w:pPr>
-        <w:pStyle w:val="BodyText"/>
-      </w:pPr>
-      <m:oMathPara>
-        <m:oMathParaPr>
-          <m:jc m:val="center"/>
-        </m:oMathParaPr>
-        <m:oMath>
-          <m:r>
-            <m:t>v</m:t>
-          </m:r>
-          <m:r>
-            <m:rPr>
-              <m:sty m:val="p"/>
-            </m:rPr>
-            <m:t>=</m:t>
-          </m:r>
-          <m:f>
-            <m:fPr>
-              <m:type m:val="bar"/>
-            </m:fPr>
-            <m:num>
-              <m:r>
-                <m:t>s</m:t>
-              </m:r>
-            </m:num>
-            <m:den>
-              <m:r>
-                <m:t>t</m:t>
-              </m:r>
-            </m:den>
-          </m:f>
-        </m:oMath>
-      </m:oMathPara>
-    </w:p>
-    <w:p>
-      <w:pPr>
-        <w:pStyle w:val="FirstParagraph"/>
-      </w:pPr>
-      <w:r>
-        <w:t xml:space="preserve">hvor</w:t>
-      </w:r>
-      <w:r>
-        <w:t xml:space="preserve"> </w:t>
-      </w:r>
-      <m:oMath>
-        <m:r>
-          <m:t>s</m:t>
-        </m:r>
-      </m:oMath>
-      <w:r>
-        <w:t xml:space="preserve"> </w:t>
-      </w:r>
-      <w:r>
-        <w:t xml:space="preserve">er karrets indvendige længde, og</w:t>
-      </w:r>
-      <w:r>
-        <w:t xml:space="preserve"> </w:t>
-      </w:r>
-      <m:oMath>
-        <m:r>
-          <m:t>t</m:t>
-        </m:r>
-      </m:oMath>
-      <w:r>
-        <w:t xml:space="preserve"> </w:t>
-      </w:r>
-      <w:r>
-        <w:t xml:space="preserve">er den tid, I målte i</w:t>
-      </w:r>
-      <w:r>
-        <w:t xml:space="preserve"> </w:t>
-      </w:r>
-      <w:hyperlink w:anchor="tbl-1">
-        <w:r>
-          <w:rPr>
-            <w:rStyle w:val="Hyperlink"/>
-          </w:rPr>
-          <w:t xml:space="preserve">Tabel 1</w:t>
-        </w:r>
-      </w:hyperlink>
-      <w:r>
-        <w:t xml:space="preserve">. Angiv resultatet i cm/s.</w:t>
-      </w:r>
-    </w:p>
-    <w:p>
-      <w:pPr>
-        <w:pStyle w:val="BodyText"/>
-      </w:pPr>
-      <w:r>
-        <w:rPr>
-          <w:b/>
-          <w:bCs/>
-        </w:rPr>
-        <w:t xml:space="preserve">2. Sammenlign med det virkelige hav.</w:t>
-      </w:r>
-      <w:r>
-        <w:t xml:space="preserve"> </w:t>
-      </w:r>
-      <w:r>
-        <w:t xml:space="preserve">Det nordatlantiske dybvand løber sydpå med omkring 2–10 cm/s — men over en strækning, der er mange millioner gange længere end jeres kar. Sammenlign med jeres egen måling, og vurdér, om det giver mening at sammenligne farten direkte.</w:t>
-      </w:r>
-    </w:p>
-    <w:bookmarkEnd w:id="56"/>
-    <w:bookmarkStart w:id="57" w:name="journalspørgsmål"/>
-    <w:p>
-      <w:pPr>
-        <w:pStyle w:val="Heading2"/>
-      </w:pPr>
-      <w:r>
         <w:t xml:space="preserve">Journalspørgsmål</w:t>
       </w:r>
     </w:p>
     <w:p>
       <w:pPr>
-        <w:pStyle w:val="Compact"/>
         <w:numPr>
           <w:ilvl w:val="0"/>
           <w:numId w:val="1003"/>
@@ -1570,65 +1127,38 @@
     </w:p>
     <w:p>
       <w:pPr>
-        <w:pStyle w:val="Compact"/>
         <w:numPr>
           <w:ilvl w:val="0"/>
           <w:numId w:val="1003"/>
         </w:numPr>
       </w:pPr>
       <w:r>
-        <w:t xml:space="preserve">Hvorfor er det nødvendigt, at isholderpladens udskæring vender nedad? Hvad tror I ville ske, hvis pladen vendte omvendt?</w:t>
-      </w:r>
-    </w:p>
-    <w:p>
-      <w:pPr>
-        <w:pStyle w:val="Compact"/>
+        <w:t xml:space="preserve">Nævn mindst to måder, modellen er en forsimpling af den virkelige Grønlandspumpe på (tænk på saltholdighed, vind og Jordens rotation).</w:t>
+      </w:r>
+    </w:p>
+    <w:p>
+      <w:pPr>
         <w:numPr>
           <w:ilvl w:val="0"/>
           <w:numId w:val="1003"/>
         </w:numPr>
       </w:pPr>
       <w:r>
-        <w:t xml:space="preserve">Nævn mindst to måder, modellen er en forsimpling af den virkelige Grønlandspumpe på (tænk på saltholdighed, vind og Jordens rotation).</w:t>
-      </w:r>
-    </w:p>
-    <w:p>
-      <w:pPr>
-        <w:pStyle w:val="Compact"/>
+        <w:t xml:space="preserve">Hvad tror I ville ske, hvis I brugte koldt saltvand i stedet for bare is og koldt ferskvand ved den kolde ende? Ville cirkulationen blive kraftigere eller svagere — og hvorfor?</w:t>
+      </w:r>
+    </w:p>
+    <w:p>
+      <w:pPr>
         <w:numPr>
           <w:ilvl w:val="0"/>
           <w:numId w:val="1003"/>
         </w:numPr>
       </w:pPr>
       <w:r>
-        <w:t xml:space="preserve">Hvad tror I ville ske, hvis I brugte koldt saltvand i stedet for bare is og koldt ferskvand ved den kolde ende? Ville cirkulationen blive kraftigere eller svagere — og hvorfor?</w:t>
-      </w:r>
-    </w:p>
-    <w:p>
-      <w:pPr>
-        <w:pStyle w:val="Compact"/>
-        <w:numPr>
-          <w:ilvl w:val="0"/>
-          <w:numId w:val="1003"/>
-        </w:numPr>
-      </w:pPr>
-      <w:r>
-        <w:t xml:space="preserve">Hvad kan der ske med denne cirkulation, hvis der tilføres store mængder smeltevand fra Grønlands indlandsis? Begrund svaret med, at smeltevand er fersk og derfor let.</w:t>
-      </w:r>
-    </w:p>
-    <w:p>
-      <w:pPr>
-        <w:pStyle w:val="Compact"/>
-        <w:numPr>
-          <w:ilvl w:val="0"/>
-          <w:numId w:val="1003"/>
-        </w:numPr>
-      </w:pPr>
-      <w:r>
-        <w:t xml:space="preserve">Diskutér metoden: hvad kunne have gjort det svært at bestemme, præcis hvornår farvefronten nåede den modsatte ende?</w:t>
-      </w:r>
-    </w:p>
-    <w:bookmarkEnd w:id="57"/>
+        <w:t xml:space="preserve">Hvad kan der ske med denne cirkulation, hvis der tilføres store mængder smeltevand fra Grønlands indlandsis? Begrund svaret.</w:t>
+      </w:r>
+    </w:p>
+    <w:bookmarkEnd w:id="50"/>
     <w:sectPr>
       <w:headerReference r:id="rId7" w:type="default"/>
       <w:footerReference r:id="rId8" w:type="default"/>

--- a/Øvelser/Geografi/groenlandspumpen-model/groenlandspumpen-model.docx
+++ b/Øvelser/Geografi/groenlandspumpen-model/groenlandspumpen-model.docx
@@ -32,36 +32,7 @@
         <w:pStyle w:val="FirstParagraph"/>
       </w:pPr>
       <w:r>
-        <w:t xml:space="preserve">Danmark ligger nordligere end det meste af Labrador, Canada og er alligevel langt varmere om vinteren. Forklaringen er havstrømmen</w:t>
-      </w:r>
-      <w:r>
-        <w:t xml:space="preserve"> </w:t>
-      </w:r>
-      <w:r>
-        <w:rPr>
-          <w:b/>
-          <w:bCs/>
-        </w:rPr>
-        <w:t xml:space="preserve">Golfstrømmen</w:t>
-      </w:r>
-      <w:r>
-        <w:t xml:space="preserve"> </w:t>
-      </w:r>
-      <w:r>
-        <w:t xml:space="preserve">og dens forlængelse mod nordøst, som fører varmt overfladevand nordpå mod Nordvesteuropa. Strømmen skyldes for det meste vinden og Jordens rotation, men den bliver forstærket af</w:t>
-      </w:r>
-      <w:r>
-        <w:t xml:space="preserve"> </w:t>
-      </w:r>
-      <w:r>
-        <w:rPr>
-          <w:b/>
-          <w:bCs/>
-        </w:rPr>
-        <w:t xml:space="preserve">Grønlandspumpen</w:t>
-      </w:r>
-      <w:r>
-        <w:t xml:space="preserve">: ude for Grønland har vandet afgivet sin varme til luften, så det er blevet koldt og tungt og synker til bunds — og det trækker nyt, varmt overfladevand nordpå i stedet.</w:t>
+        <w:t xml:space="preserve">Danmark ligger nordligere end det meste af Labrador, Canada og er alligevel langt varmere om vinteren. Forklaringen er havstrømmen Golfstrømmen og dens forlængelse mod nordøst, som fører varmt overfladevand nordpå mod Nordvesteuropa. Strømmen skyldes for det meste vinden og Jordens rotation, men den bliver forstærket af Grønlandspumpen: ude for Grønland har vandet afgivet sin varme til luften, så det er blevet koldt og tungt og synker til bunds — og det trækker nyt, varmt overfladevand nordpå i stedet.</w:t>
       </w:r>
     </w:p>
     <w:p>
@@ -87,23 +58,7 @@
         <w:pStyle w:val="FirstParagraph"/>
       </w:pPr>
       <w:r>
-        <w:t xml:space="preserve">Vandets</w:t>
-      </w:r>
-      <w:r>
-        <w:t xml:space="preserve"> </w:t>
-      </w:r>
-      <w:r>
-        <w:rPr>
-          <w:b/>
-          <w:bCs/>
-        </w:rPr>
-        <w:t xml:space="preserve">densitet</w:t>
-      </w:r>
-      <w:r>
-        <w:t xml:space="preserve"> </w:t>
-      </w:r>
-      <w:r>
-        <w:t xml:space="preserve">(massefylde) er massen pr. rumfang:</w:t>
+        <w:t xml:space="preserve">Vandets densitet (massefylde) er massen pr. rumfang:</w:t>
       </w:r>
     </w:p>
     <w:p>
@@ -352,20 +307,7 @@
         <w:pStyle w:val="BodyText"/>
       </w:pPr>
       <w:r>
-        <w:t xml:space="preserve">Det tunge vand, der dannes ved Grønland, synker helt til bunds og løber sydpå som</w:t>
-      </w:r>
-      <w:r>
-        <w:t xml:space="preserve"> </w:t>
-      </w:r>
-      <w:r>
-        <w:rPr>
-          <w:b/>
-          <w:bCs/>
-        </w:rPr>
-        <w:t xml:space="preserve">nordatlantisk dybvand</w:t>
-      </w:r>
-      <w:r>
-        <w:t xml:space="preserve">. Når noget synker, skal noget andet rykke ind i stedet — og det er Golfstrømmen og dens forlængelse, der fører varmt overfladevand nordpå igen:</w:t>
+        <w:t xml:space="preserve">Det tunge vand, der dannes ved Grønland, synker helt til bunds og løber sydpå som nordatlantisk dybvand. Når noget synker, skal noget andet rykke ind i stedet — og det er Golfstrømmen og dens forlængelse, der fører varmt overfladevand nordpå igen:</w:t>
       </w:r>
     </w:p>
     <w:tbl>
@@ -569,23 +511,7 @@
         <w:pStyle w:val="FirstParagraph"/>
       </w:pPr>
       <w:r>
-        <w:t xml:space="preserve">Skriv jeres bud,</w:t>
-      </w:r>
-      <w:r>
-        <w:t xml:space="preserve"> </w:t>
-      </w:r>
-      <w:r>
-        <w:rPr>
-          <w:b/>
-          <w:bCs/>
-        </w:rPr>
-        <w:t xml:space="preserve">inden</w:t>
-      </w:r>
-      <w:r>
-        <w:t xml:space="preserve"> </w:t>
-      </w:r>
-      <w:r>
-        <w:t xml:space="preserve">I går i gang, og begrund med densitet.</w:t>
+        <w:t xml:space="preserve">Skriv jeres bud, inden I går i gang, og begrund med densitet.</w:t>
       </w:r>
     </w:p>
     <w:p>
@@ -657,7 +583,7 @@
                     <a:graphicData uri="http://schemas.openxmlformats.org/drawingml/2006/picture">
                       <pic:pic>
                         <pic:nvPicPr>
-                          <pic:cNvPr descr="/Applications/quarto/share/formats/docx/important.png" id="44" name="Picture"/>
+                          <pic:cNvPr descr="/tmp/claude-0/-home-user-smbi/7d291b92-c289-57a9-b4b8-12c4134f11be/scratchpad/qo/quarto-1.10.18/share/formats/docx/important.png" id="44" name="Picture"/>
                           <pic:cNvPicPr>
                             <a:picLocks noChangeArrowheads="1" noChangeAspect="1"/>
                           </pic:cNvPicPr>
@@ -782,7 +708,7 @@
                     <a:graphicData uri="http://schemas.openxmlformats.org/drawingml/2006/picture">
                       <pic:pic>
                         <pic:nvPicPr>
-                          <pic:cNvPr descr="/Applications/quarto/share/formats/docx/note.png" id="47" name="Picture"/>
+                          <pic:cNvPr descr="/tmp/claude-0/-home-user-smbi/7d291b92-c289-57a9-b4b8-12c4134f11be/scratchpad/qo/quarto-1.10.18/share/formats/docx/note.png" id="47" name="Picture"/>
                           <pic:cNvPicPr>
                             <a:picLocks noChangeArrowheads="1" noChangeAspect="1"/>
                           </pic:cNvPicPr>
@@ -937,23 +863,7 @@
         </w:numPr>
       </w:pPr>
       <w:r>
-        <w:t xml:space="preserve">Fyld karret med</w:t>
-      </w:r>
-      <w:r>
-        <w:t xml:space="preserve"> </w:t>
-      </w:r>
-      <w:r>
-        <w:rPr>
-          <w:b/>
-          <w:bCs/>
-        </w:rPr>
-        <w:t xml:space="preserve">lunkent</w:t>
-      </w:r>
-      <w:r>
-        <w:t xml:space="preserve"> </w:t>
-      </w:r>
-      <w:r>
-        <w:t xml:space="preserve">vand, til vandet står lige over isholderpladens nederste kant.</w:t>
+        <w:t xml:space="preserve">Fyld karret med lunkent vand, til vandet står lige over isholderpladens nederste kant.</w:t>
       </w:r>
     </w:p>
     <w:p>
@@ -965,23 +875,7 @@
         </w:numPr>
       </w:pPr>
       <w:r>
-        <w:t xml:space="preserve">Sæt isholderpladen i den ene ende, så</w:t>
-      </w:r>
-      <w:r>
-        <w:t xml:space="preserve"> </w:t>
-      </w:r>
-      <w:r>
-        <w:rPr>
-          <w:b/>
-          <w:bCs/>
-        </w:rPr>
-        <w:t xml:space="preserve">udskæringen vender nedad</w:t>
-      </w:r>
-      <w:r>
-        <w:t xml:space="preserve"> </w:t>
-      </w:r>
-      <w:r>
-        <w:t xml:space="preserve">— se</w:t>
+        <w:t xml:space="preserve">Sæt isholderpladen i den ene ende, så udskæringen vender nedad — se</w:t>
       </w:r>
       <w:r>
         <w:t xml:space="preserve"> </w:t>
@@ -1019,23 +913,7 @@
         </w:numPr>
       </w:pPr>
       <w:r>
-        <w:t xml:space="preserve">Dryp et par dråber blå frugtfarve</w:t>
-      </w:r>
-      <w:r>
-        <w:t xml:space="preserve"> </w:t>
-      </w:r>
-      <w:r>
-        <w:rPr>
-          <w:b/>
-          <w:bCs/>
-        </w:rPr>
-        <w:t xml:space="preserve">ned på isen</w:t>
-      </w:r>
-      <w:r>
-        <w:t xml:space="preserve"> </w:t>
-      </w:r>
-      <w:r>
-        <w:t xml:space="preserve">— ikke ned i karret. Farven skal følge smeltevandet og det afkølede vand, ikke lægge sig et tilfældigt sted.</w:t>
+        <w:t xml:space="preserve">Dryp et par dråber blå frugtfarve ned på isen — ikke ned i karret. Farven skal følge smeltevandet og det afkølede vand, ikke lægge sig et tilfældigt sted.</w:t>
       </w:r>
     </w:p>
     <w:p>

--- a/Øvelser/Geografi/groenlandspumpen-model/groenlandspumpen-model.docx
+++ b/Øvelser/Geografi/groenlandspumpen-model/groenlandspumpen-model.docx
@@ -583,7 +583,7 @@
                     <a:graphicData uri="http://schemas.openxmlformats.org/drawingml/2006/picture">
                       <pic:pic>
                         <pic:nvPicPr>
-                          <pic:cNvPr descr="/tmp/claude-0/-home-user-smbi/7d291b92-c289-57a9-b4b8-12c4134f11be/scratchpad/qo/quarto-1.10.18/share/formats/docx/important.png" id="44" name="Picture"/>
+                          <pic:cNvPr descr="/Applications/quarto/share/formats/docx/important.png" id="44" name="Picture"/>
                           <pic:cNvPicPr>
                             <a:picLocks noChangeArrowheads="1" noChangeAspect="1"/>
                           </pic:cNvPicPr>
@@ -708,7 +708,7 @@
                     <a:graphicData uri="http://schemas.openxmlformats.org/drawingml/2006/picture">
                       <pic:pic>
                         <pic:nvPicPr>
-                          <pic:cNvPr descr="/tmp/claude-0/-home-user-smbi/7d291b92-c289-57a9-b4b8-12c4134f11be/scratchpad/qo/quarto-1.10.18/share/formats/docx/note.png" id="47" name="Picture"/>
+                          <pic:cNvPr descr="/Applications/quarto/share/formats/docx/note.png" id="47" name="Picture"/>
                           <pic:cNvPicPr>
                             <a:picLocks noChangeArrowheads="1" noChangeAspect="1"/>
                           </pic:cNvPicPr>
@@ -937,20 +937,7 @@
         </w:numPr>
       </w:pPr>
       <w:r>
-        <w:t xml:space="preserve">Observér, hvad der sker med det blå, afkølede vand, både ved bunden og ved overfladen. Notér i</w:t>
-      </w:r>
-      <w:r>
-        <w:t xml:space="preserve"> </w:t>
-      </w:r>
-      <w:r>
-        <w:rPr>
-          <w:b/>
-          <w:bCs/>
-        </w:rPr>
-        <w:t xml:space="preserve">?@tbl-1</w:t>
-      </w:r>
-      <w:r>
-        <w:t xml:space="preserve">.</w:t>
+        <w:t xml:space="preserve">Observér, hvad der sker med det blå, afkølede vand, både ved bunden og ved overfladen, og notér jeres iagttagelser.</w:t>
       </w:r>
     </w:p>
     <w:p>
